--- a/dapan/cau1.docx
+++ b/dapan/cau1.docx
@@ -6,6 +6,87 @@
       <w:pPr>
         <w:jc w:val="both"/>
       </w:pPr>
+      <w:r>
+        <w:rPr>
+          <w:noProof/>
+        </w:rPr>
+        <mc:AlternateContent>
+          <mc:Choice Requires="wps">
+            <w:drawing>
+              <wp:anchor distT="0" distB="0" distL="114300" distR="114300" simplePos="0" relativeHeight="251661312" behindDoc="0" locked="0" layoutInCell="1" allowOverlap="1">
+                <wp:simplePos x="0" y="0"/>
+                <wp:positionH relativeFrom="column">
+                  <wp:posOffset>-230328</wp:posOffset>
+                </wp:positionH>
+                <wp:positionV relativeFrom="paragraph">
+                  <wp:posOffset>-205949</wp:posOffset>
+                </wp:positionV>
+                <wp:extent cx="6279266" cy="7564056"/>
+                <wp:effectExtent l="19050" t="19050" r="26670" b="18415"/>
+                <wp:wrapNone/>
+                <wp:docPr id="3" name="Round Single Corner Rectangle 3"/>
+                <wp:cNvGraphicFramePr/>
+                <a:graphic xmlns:a="http://schemas.openxmlformats.org/drawingml/2006/main">
+                  <a:graphicData uri="http://schemas.microsoft.com/office/word/2010/wordprocessingShape">
+                    <wps:wsp>
+                      <wps:cNvSpPr/>
+                      <wps:spPr>
+                        <a:xfrm>
+                          <a:off x="0" y="0"/>
+                          <a:ext cx="6279266" cy="7564056"/>
+                        </a:xfrm>
+                        <a:prstGeom prst="round1Rect">
+                          <a:avLst/>
+                        </a:prstGeom>
+                        <a:noFill/>
+                        <a:ln w="28575">
+                          <a:solidFill>
+                            <a:srgbClr val="FF0000"/>
+                          </a:solidFill>
+                          <a:prstDash val="lgDashDot"/>
+                        </a:ln>
+                      </wps:spPr>
+                      <wps:style>
+                        <a:lnRef idx="2">
+                          <a:schemeClr val="accent1">
+                            <a:shade val="50000"/>
+                          </a:schemeClr>
+                        </a:lnRef>
+                        <a:fillRef idx="1">
+                          <a:schemeClr val="accent1"/>
+                        </a:fillRef>
+                        <a:effectRef idx="0">
+                          <a:schemeClr val="accent1"/>
+                        </a:effectRef>
+                        <a:fontRef idx="minor">
+                          <a:schemeClr val="lt1"/>
+                        </a:fontRef>
+                      </wps:style>
+                      <wps:bodyPr rot="0" spcFirstLastPara="0" vertOverflow="overflow" horzOverflow="overflow" vert="horz" wrap="square" lIns="91440" tIns="45720" rIns="91440" bIns="45720" numCol="1" spcCol="0" rtlCol="0" fromWordArt="0" anchor="ctr" anchorCtr="0" forceAA="0" compatLnSpc="1">
+                        <a:prstTxWarp prst="textNoShape">
+                          <a:avLst/>
+                        </a:prstTxWarp>
+                        <a:noAutofit/>
+                      </wps:bodyPr>
+                    </wps:wsp>
+                  </a:graphicData>
+                </a:graphic>
+                <wp14:sizeRelV relativeFrom="margin">
+                  <wp14:pctHeight>0</wp14:pctHeight>
+                </wp14:sizeRelV>
+              </wp:anchor>
+            </w:drawing>
+          </mc:Choice>
+          <mc:Fallback>
+            <w:pict>
+              <v:shape w14:anchorId="59A75187" id="Round Single Corner Rectangle 3" o:spid="_x0000_s1026" style="position:absolute;margin-left:-18.15pt;margin-top:-16.2pt;width:494.45pt;height:595.6pt;z-index:251661312;visibility:visible;mso-wrap-style:square;mso-height-percent:0;mso-wrap-distance-left:9pt;mso-wrap-distance-top:0;mso-wrap-distance-right:9pt;mso-wrap-distance-bottom:0;mso-position-horizontal:absolute;mso-position-horizontal-relative:text;mso-position-vertical:absolute;mso-position-vertical-relative:text;mso-height-percent:0;mso-height-relative:margin;v-text-anchor:middle" coordsize="6279266,7564056" o:gfxdata="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" path="m,l5232701,v578002,,1046565,468563,1046565,1046565l6279266,7564056,,7564056,,xe" filled="f" strokecolor="red" strokeweight="2.25pt">
+                <v:stroke dashstyle="longDashDot" joinstyle="miter"/>
+                <v:path arrowok="t" o:connecttype="custom" o:connectlocs="0,0;5232701,0;6279266,1046565;6279266,7564056;0,7564056;0,0" o:connectangles="0,0,0,0,0,0"/>
+              </v:shape>
+            </w:pict>
+          </mc:Fallback>
+        </mc:AlternateContent>
+      </w:r>
       <w:r>
         <w:rPr>
           <w:noProof/>
@@ -50,7 +131,7 @@
                               <w:jc w:val="center"/>
                               <w:rPr>
                                 <w:b/>
-                                <w:color w:val="000000" w:themeColor="text1"/>
+                                <w:color w:val="4472C4" w:themeColor="accent5"/>
                                 <w:sz w:val="56"/>
                                 <w:szCs w:val="72"/>
                                 <w14:shadow w14:blurRad="38100" w14:dist="25400" w14:dir="5400000" w14:sx="100000" w14:sy="100000" w14:kx="0" w14:ky="0" w14:algn="ctr">
@@ -68,7 +149,7 @@
                             <w:r>
                               <w:rPr>
                                 <w:b/>
-                                <w:color w:val="000000" w:themeColor="text1"/>
+                                <w:color w:val="4472C4" w:themeColor="accent5"/>
                                 <w:sz w:val="56"/>
                                 <w:szCs w:val="72"/>
                                 <w14:shadow w14:blurRad="38100" w14:dist="25400" w14:dir="5400000" w14:sx="100000" w14:sy="100000" w14:kx="0" w14:ky="0" w14:algn="ctr">
@@ -106,7 +187,6 @@
                 <v:path gradientshapeok="t" o:connecttype="rect"/>
               </v:shapetype>
               <v:shape id="Text Box 1" o:spid="_x0000_s1026" type="#_x0000_t202" style="position:absolute;left:0;text-align:left;margin-left:0;margin-top:0;width:2in;height:2in;z-index:251659264;visibility:visible;mso-wrap-style:none;mso-wrap-distance-left:9pt;mso-wrap-distance-top:0;mso-wrap-distance-right:9pt;mso-wrap-distance-bottom:0;mso-position-horizontal:absolute;mso-position-horizontal-relative:text;mso-position-vertical:absolute;mso-position-vertical-relative:text;v-text-anchor:top" o:gfxdata="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" filled="f" stroked="f">
-                <v:fill o:detectmouseclick="t"/>
                 <v:textbox style="mso-fit-shape-to-text:t">
                   <w:txbxContent>
                     <w:p>
@@ -114,7 +194,7 @@
                         <w:jc w:val="center"/>
                         <w:rPr>
                           <w:b/>
-                          <w:color w:val="000000" w:themeColor="text1"/>
+                          <w:color w:val="4472C4" w:themeColor="accent5"/>
                           <w:sz w:val="56"/>
                           <w:szCs w:val="72"/>
                           <w14:shadow w14:blurRad="38100" w14:dist="25400" w14:dir="5400000" w14:sx="100000" w14:sy="100000" w14:kx="0" w14:ky="0" w14:algn="ctr">
@@ -132,7 +212,7 @@
                       <w:r>
                         <w:rPr>
                           <w:b/>
-                          <w:color w:val="000000" w:themeColor="text1"/>
+                          <w:color w:val="4472C4" w:themeColor="accent5"/>
                           <w:sz w:val="56"/>
                           <w:szCs w:val="72"/>
                           <w14:shadow w14:blurRad="38100" w14:dist="25400" w14:dir="5400000" w14:sx="100000" w14:sy="100000" w14:kx="0" w14:ky="0" w14:algn="ctr">
@@ -158,7 +238,18 @@
         </mc:AlternateContent>
       </w:r>
       <w:r>
-        <w:t>Trung tâm Công nghệ thông tin và Ngoại ngữ, Trường Đại học Thông tin liên lạc được thành lập theo Quyết định số 988/QĐ-BQP ngày 28/3/2015 của Bộ trưởng Bộ Quốc phòng. Là tổ chức khoa học công nghệ công lập, Trung tâm có tài khoản và con dấu riêng, hoạt động theo cơ chế tự chủ về tài chính, hạch toán độc lập, được phép mở rộng hợp tác với các đối tác trong và ngoài nước.</w:t>
+        <w:t xml:space="preserve">Trung tâm Công nghệ thông tin và Ngoại ngữ, Trường Đại học Thông tin liên lạc được thành lập theo Quyết định số </w:t>
+      </w:r>
+      <w:r>
+        <w:rPr>
+          <w:b/>
+          <w:color w:val="FF0000"/>
+          <w:u w:val="double"/>
+        </w:rPr>
+        <w:t>988/QĐ-BQP ngày 28/3/2015</w:t>
+      </w:r>
+      <w:r>
+        <w:t xml:space="preserve"> của Bộ trưởng Bộ Quốc phòng. Là tổ chức khoa học công nghệ công lập, Trung tâm có tài khoản và con dấu riêng, hoạt động theo cơ chế tự chủ về tài chính, hạch toán độc lập, được phép mở rộng hợp tác với các đối tác trong và ngoài nước.</w:t>
       </w:r>
     </w:p>
     <w:p>
@@ -176,22 +267,24 @@
     <w:p>
       <w:pPr>
         <w:keepNext/>
-        <w:framePr w:dropCap="drop" w:lines="3" w:wrap="around" w:vAnchor="text" w:hAnchor="text"/>
-        <w:spacing w:after="0" w:line="1042" w:lineRule="exact"/>
+        <w:framePr w:dropCap="drop" w:lines="2" w:wrap="around" w:vAnchor="text" w:hAnchor="text"/>
+        <w:spacing w:after="0" w:line="694" w:lineRule="exact"/>
         <w:ind w:firstLine="720"/>
         <w:jc w:val="both"/>
         <w:textAlignment w:val="baseline"/>
         <w:rPr>
           <w:rFonts w:cs="Times New Roman"/>
-          <w:position w:val="-12"/>
-          <w:sz w:val="138"/>
+          <w:color w:val="4472C4" w:themeColor="accent5"/>
+          <w:position w:val="-5"/>
+          <w:sz w:val="86"/>
         </w:rPr>
       </w:pPr>
       <w:r>
         <w:rPr>
           <w:rFonts w:cs="Times New Roman"/>
-          <w:position w:val="-12"/>
-          <w:sz w:val="138"/>
+          <w:color w:val="4472C4" w:themeColor="accent5"/>
+          <w:position w:val="-5"/>
+          <w:sz w:val="86"/>
         </w:rPr>
         <w:t>T</w:t>
       </w:r>
@@ -208,13 +301,13 @@
           <wp:anchor distT="0" distB="0" distL="114300" distR="114300" simplePos="0" relativeHeight="251660288" behindDoc="0" locked="0" layoutInCell="1" allowOverlap="1" wp14:anchorId="5C8B9AA2" wp14:editId="72B81157">
             <wp:simplePos x="0" y="0"/>
             <wp:positionH relativeFrom="column">
-              <wp:posOffset>2587625</wp:posOffset>
+              <wp:posOffset>2063115</wp:posOffset>
             </wp:positionH>
             <wp:positionV relativeFrom="paragraph">
               <wp:posOffset>1167130</wp:posOffset>
             </wp:positionV>
-            <wp:extent cx="1553845" cy="1111885"/>
-            <wp:effectExtent l="114300" t="0" r="217805" b="202565"/>
+            <wp:extent cx="2078355" cy="1487170"/>
+            <wp:effectExtent l="114300" t="0" r="226695" b="208280"/>
             <wp:wrapSquare wrapText="bothSides"/>
             <wp:docPr id="2" name="Picture 2"/>
             <wp:cNvGraphicFramePr>
@@ -242,7 +335,7 @@
                   <pic:spPr>
                     <a:xfrm>
                       <a:off x="0" y="0"/>
-                      <a:ext cx="1553845" cy="1111885"/>
+                      <a:ext cx="2078355" cy="1487170"/>
                     </a:xfrm>
                     <a:prstGeom prst="roundRect">
                       <a:avLst>
@@ -285,7 +378,12 @@
         </w:drawing>
       </w:r>
       <w:r>
-        <w:t>rung tâm có chức năng đào tạo, bồi dưỡng nguồn nhân lực chất lượng cao về lĩnh vực CNTT cho Quân đội, đáp ứng nhu cầu quốc phòng, an ninh và công nghiệp hóa, hiện đại hóa đất nước; nghiên cứu phát triển các phần mềm cho Quân đội; phát triển, gia công phần mềm, cung cấp dịch vụ CNTT cho thị trường trong nước và quốc tế. Trước mắt, Trung tâm tập trung thực hiện chức năng đào tạo, bồi dưỡng nguồn nhân lực CNTT và ngoại ngữ cho Quân đội và xã hội; thí điểm mô hình đào tạo – nghiên cứu và cung cấp dịch vụ.</w:t>
+        <w:t xml:space="preserve">rung tâm có chức năng đào tạo, bồi dưỡng nguồn nhân lực chất lượng cao về lĩnh vực CNTT cho Quân đội, đáp ứng nhu cầu quốc phòng, an ninh và công nghiệp hóa, hiện đại hóa </w:t>
+      </w:r>
+      <w:bookmarkStart w:id="0" w:name="_GoBack"/>
+      <w:bookmarkEnd w:id="0"/>
+      <w:r>
+        <w:t>đất nước; nghiên cứu phát triển các phần mềm cho Quân đội; phát triển, gia công phần mềm, cung cấp dịch vụ CNTT cho thị trường trong nước và quốc tế. Trước mắt, Trung tâm tập trung thực hiện chức năng đào tạo, bồi dưỡng nguồn nhân lực CNTT và ngoại ngữ cho Quân đội và xã hội; thí điểm mô hình đào tạo – nghiên cứu và cung cấp dịch vụ.</w:t>
       </w:r>
     </w:p>
     <w:p>
@@ -294,12 +392,32 @@
         <w:jc w:val="both"/>
       </w:pPr>
       <w:r>
-        <w:t xml:space="preserve">Hạ tầng, cơ sở vật chất hiện nay của Trung tâm được đầu tư xây dựng tương hiện đại, trên khu đất khoảng 30.000 m2 gồm các phân khu chức năng: Phân khu văn phòng, trụ sở làm việc; phân khu đào tạo, tư vấn; phân khu nghiên cứu – phát triển; phân khu trưng bày, triển lãm, giới thiệu sản phẩm và truyền thông; phân khu công trình hạ tầng kỹ thuật đầu </w:t>
-      </w:r>
-      <w:bookmarkStart w:id="0" w:name="_GoBack"/>
-      <w:bookmarkEnd w:id="0"/>
-      <w:r>
-        <w:t xml:space="preserve">mối; phân khu sinh thái – dịch vụ dân sinh và hệ thống hạ tầng kỹ thuật đồng bộ. </w:t>
+        <w:t xml:space="preserve">Hạ tầng, cơ sở vật chất hiện nay của Trung tâm được đầu tư xây dựng tương hiện đại, trên khu đất khoảng </w:t>
+      </w:r>
+      <w:r>
+        <w:rPr>
+          <w:b/>
+          <w:color w:val="FF0000"/>
+        </w:rPr>
+        <w:t>30.000 m</w:t>
+      </w:r>
+      <w:r>
+        <w:rPr>
+          <w:b/>
+          <w:color w:val="FF0000"/>
+          <w:vertAlign w:val="superscript"/>
+        </w:rPr>
+        <w:t>2</w:t>
+      </w:r>
+      <w:r>
+        <w:rPr>
+          <w:color w:val="FF0000"/>
+          <w:vertAlign w:val="superscript"/>
+        </w:rPr>
+        <w:t xml:space="preserve"> </w:t>
+      </w:r>
+      <w:r>
+        <w:t xml:space="preserve">gồm các phân khu chức năng: Phân khu văn phòng, trụ sở làm việc; phân khu đào tạo, tư vấn; phân khu nghiên cứu – phát triển; phân khu trưng bày, triển lãm, giới thiệu sản phẩm và truyền thông; phân khu công trình hạ tầng kỹ thuật đầu mối; phân khu sinh thái – dịch vụ dân sinh và hệ thống hạ tầng kỹ thuật đồng bộ. </w:t>
       </w:r>
     </w:p>
     <w:p>
